--- a/template/v3/Template word IAMI 3.docx
+++ b/template/v3/Template word IAMI 3.docx
@@ -137,12 +137,12 @@
                           <w:p>
                             <w:pPr>
                               <w:rPr>
-                                <w:rStyle w:val="lev"/>
+                                <w:rStyle w:val="Strong"/>
                               </w:rPr>
                             </w:pPr>
                             <w:r>
                               <w:rPr>
-                                <w:rStyle w:val="lev"/>
+                                <w:rStyle w:val="Strong"/>
                               </w:rPr>
                               <w:t>GUIDE D’UTILISATION</w:t>
                             </w:r>
@@ -150,14 +150,14 @@
                           <w:p/>
                           <w:p>
                             <w:pPr>
-                              <w:pStyle w:val="Titre"/>
+                              <w:pStyle w:val="Title"/>
                               <w:rPr>
-                                <w:rStyle w:val="Titredulivre"/>
+                                <w:rStyle w:val="BookTitle"/>
                               </w:rPr>
                             </w:pPr>
                             <w:r>
                               <w:rPr>
-                                <w:rStyle w:val="Titredulivre"/>
+                                <w:rStyle w:val="BookTitle"/>
                               </w:rPr>
                               <w:t>GUIDE D’UTILISATION</w:t>
                             </w:r>
@@ -275,7 +275,7 @@
                         <w:txbxContent>
                           <w:p>
                             <w:pPr>
-                              <w:pStyle w:val="Sous-titre"/>
+                              <w:pStyle w:val="Subtitle"/>
                             </w:pPr>
                             <w:r>
                               <w:t>16.02.2026</w:t>
@@ -291,7 +291,7 @@
                           <w:p/>
                           <w:p>
                             <w:pPr>
-                              <w:pStyle w:val="Sous-titre"/>
+                              <w:pStyle w:val="Subtitle"/>
                             </w:pPr>
                             <w:r>
                               <w:t>16.02.2026</w:t>
@@ -429,12 +429,12 @@
                           <w:p>
                             <w:pPr>
                               <w:rPr>
-                                <w:rStyle w:val="Accentuation"/>
+                                <w:rStyle w:val="Emphasis"/>
                               </w:rPr>
                             </w:pPr>
                             <w:r>
                               <w:rPr>
-                                <w:rStyle w:val="Accentuation"/>
+                                <w:rStyle w:val="Emphasis"/>
                               </w:rPr>
                               <w:t>Guide d’utilisation V.1</w:t>
                             </w:r>
@@ -443,12 +443,12 @@
                           <w:p>
                             <w:pPr>
                               <w:rPr>
-                                <w:rStyle w:val="Accentuation"/>
+                                <w:rStyle w:val="Emphasis"/>
                               </w:rPr>
                             </w:pPr>
                             <w:r>
                               <w:rPr>
-                                <w:rStyle w:val="Accentuation"/>
+                                <w:rStyle w:val="Emphasis"/>
                               </w:rPr>
                               <w:t>Guide d’utilisation V.1</w:t>
                             </w:r>
@@ -559,20 +559,20 @@
                           <w:p>
                             <w:pPr>
                               <w:rPr>
-                                <w:rStyle w:val="Accentuation"/>
+                                <w:rStyle w:val="Emphasis"/>
                               </w:rPr>
                             </w:pPr>
                             <w:hyperlink r:id="rId9" w:history="1">
                               <w:r>
                                 <w:rPr>
-                                  <w:rStyle w:val="Accentuation"/>
+                                  <w:rStyle w:val="Emphasis"/>
                                 </w:rPr>
                                 <w:t>www.iamisolutions.com/</w:t>
                               </w:r>
                             </w:hyperlink>
                             <w:r>
                               <w:rPr>
-                                <w:rStyle w:val="Accentuation"/>
+                                <w:rStyle w:val="Emphasis"/>
                               </w:rPr>
                               <w:t xml:space="preserve"> </w:t>
                             </w:r>
@@ -581,20 +581,20 @@
                           <w:p>
                             <w:pPr>
                               <w:rPr>
-                                <w:rStyle w:val="Accentuation"/>
+                                <w:rStyle w:val="Emphasis"/>
                               </w:rPr>
                             </w:pPr>
                             <w:hyperlink r:id="rId10" w:history="1">
                               <w:r>
                                 <w:rPr>
-                                  <w:rStyle w:val="Accentuation"/>
+                                  <w:rStyle w:val="Emphasis"/>
                                 </w:rPr>
                                 <w:t>www.iamisolutions.com/</w:t>
                               </w:r>
                             </w:hyperlink>
                             <w:r>
                               <w:rPr>
-                                <w:rStyle w:val="Accentuation"/>
+                                <w:rStyle w:val="Emphasis"/>
                               </w:rPr>
                               <w:t xml:space="preserve"> </w:t>
                             </w:r>
@@ -676,7 +676,7 @@
     <w:p/>
     <w:p>
       <w:pPr>
-        <w:pStyle w:val="Citation"/>
+        <w:pStyle w:val="Quote"/>
       </w:pPr>
       <w:r>
         <w:lastRenderedPageBreak/>
@@ -685,7 +685,7 @@
     </w:p>
     <w:p>
       <w:pPr>
-        <w:pStyle w:val="TM1"/>
+        <w:pStyle w:val="TOC1"/>
       </w:pPr>
       <w:r>
         <w:rPr>
@@ -742,12 +742,12 @@
     </w:p>
     <w:p>
       <w:pPr>
-        <w:pStyle w:val="TM1"/>
-      </w:pPr>
-    </w:p>
-    <w:p>
-      <w:pPr>
-        <w:pStyle w:val="TM1"/>
+        <w:pStyle w:val="TOC1"/>
+      </w:pPr>
+    </w:p>
+    <w:p>
+      <w:pPr>
+        <w:pStyle w:val="TOC1"/>
         <w:tabs>
           <w:tab w:val="left" w:pos="660"/>
           <w:tab w:val="right" w:leader="dot" w:pos="9062"/>
@@ -785,7 +785,7 @@
       <w:hyperlink w:anchor="_Toc222495765" w:history="1">
         <w:r>
           <w:rPr>
-            <w:rStyle w:val="Lienhypertexte"/>
+            <w:rStyle w:val="Hyperlink"/>
             <w:noProof/>
           </w:rPr>
           <w:t>1.</w:t>
@@ -803,7 +803,7 @@
         </w:r>
         <w:r>
           <w:rPr>
-            <w:rStyle w:val="Lienhypertexte"/>
+            <w:rStyle w:val="Hyperlink"/>
             <w:noProof/>
           </w:rPr>
           <w:t>TITRE 1</w:t>
@@ -860,7 +860,7 @@
     </w:p>
     <w:p>
       <w:pPr>
-        <w:pStyle w:val="TM2"/>
+        <w:pStyle w:val="TOC2"/>
         <w:tabs>
           <w:tab w:val="left" w:pos="960"/>
           <w:tab w:val="right" w:leader="dot" w:pos="9062"/>
@@ -877,7 +877,7 @@
       <w:hyperlink w:anchor="_Toc222495766" w:history="1">
         <w:r>
           <w:rPr>
-            <w:rStyle w:val="Lienhypertexte"/>
+            <w:rStyle w:val="Hyperlink"/>
             <w:noProof/>
           </w:rPr>
           <w:t>1.1.</w:t>
@@ -895,7 +895,7 @@
         </w:r>
         <w:r>
           <w:rPr>
-            <w:rStyle w:val="Lienhypertexte"/>
+            <w:rStyle w:val="Hyperlink"/>
             <w:noProof/>
           </w:rPr>
           <w:t>Titre 2</w:t>
@@ -952,7 +952,7 @@
     </w:p>
     <w:p>
       <w:pPr>
-        <w:pStyle w:val="TM3"/>
+        <w:pStyle w:val="TOC3"/>
         <w:tabs>
           <w:tab w:val="left" w:pos="1440"/>
           <w:tab w:val="right" w:leader="dot" w:pos="9062"/>
@@ -969,7 +969,7 @@
       <w:hyperlink w:anchor="_Toc222495767" w:history="1">
         <w:r>
           <w:rPr>
-            <w:rStyle w:val="Lienhypertexte"/>
+            <w:rStyle w:val="Hyperlink"/>
             <w:noProof/>
           </w:rPr>
           <w:t>1.1.1.</w:t>
@@ -987,7 +987,7 @@
         </w:r>
         <w:r>
           <w:rPr>
-            <w:rStyle w:val="Lienhypertexte"/>
+            <w:rStyle w:val="Hyperlink"/>
             <w:noProof/>
           </w:rPr>
           <w:t>Titre 3</w:t>
@@ -1044,7 +1044,7 @@
     </w:p>
     <w:p>
       <w:pPr>
-        <w:pStyle w:val="TM1"/>
+        <w:pStyle w:val="TOC1"/>
         <w:tabs>
           <w:tab w:val="left" w:pos="660"/>
           <w:tab w:val="right" w:leader="dot" w:pos="9062"/>
@@ -1061,7 +1061,7 @@
       <w:hyperlink w:anchor="_Toc222495768" w:history="1">
         <w:r>
           <w:rPr>
-            <w:rStyle w:val="Lienhypertexte"/>
+            <w:rStyle w:val="Hyperlink"/>
             <w:noProof/>
           </w:rPr>
           <w:t>2.</w:t>
@@ -1079,7 +1079,7 @@
         </w:r>
         <w:r>
           <w:rPr>
-            <w:rStyle w:val="Lienhypertexte"/>
+            <w:rStyle w:val="Hyperlink"/>
             <w:noProof/>
           </w:rPr>
           <w:t>GESTION DES UTILISATEURS</w:t>
@@ -1136,7 +1136,7 @@
     </w:p>
     <w:p>
       <w:pPr>
-        <w:pStyle w:val="TM2"/>
+        <w:pStyle w:val="TOC2"/>
         <w:tabs>
           <w:tab w:val="left" w:pos="960"/>
           <w:tab w:val="right" w:leader="dot" w:pos="9062"/>
@@ -1153,7 +1153,7 @@
       <w:hyperlink w:anchor="_Toc222495769" w:history="1">
         <w:r>
           <w:rPr>
-            <w:rStyle w:val="Lienhypertexte"/>
+            <w:rStyle w:val="Hyperlink"/>
             <w:noProof/>
           </w:rPr>
           <w:t>2.1.</w:t>
@@ -1171,7 +1171,7 @@
         </w:r>
         <w:r>
           <w:rPr>
-            <w:rStyle w:val="Lienhypertexte"/>
+            <w:rStyle w:val="Hyperlink"/>
             <w:noProof/>
           </w:rPr>
           <w:t>ADMIN création d’un utilisateur</w:t>
@@ -1228,7 +1228,7 @@
     </w:p>
     <w:p>
       <w:pPr>
-        <w:pStyle w:val="TM3"/>
+        <w:pStyle w:val="TOC3"/>
         <w:tabs>
           <w:tab w:val="left" w:pos="1440"/>
           <w:tab w:val="right" w:leader="dot" w:pos="9062"/>
@@ -1245,7 +1245,7 @@
       <w:hyperlink w:anchor="_Toc222495770" w:history="1">
         <w:r>
           <w:rPr>
-            <w:rStyle w:val="Lienhypertexte"/>
+            <w:rStyle w:val="Hyperlink"/>
             <w:noProof/>
           </w:rPr>
           <w:t>2.1.1.</w:t>
@@ -1263,7 +1263,7 @@
         </w:r>
         <w:r>
           <w:rPr>
-            <w:rStyle w:val="Lienhypertexte"/>
+            <w:rStyle w:val="Hyperlink"/>
             <w:noProof/>
           </w:rPr>
           <w:t>Titre 3</w:t>
@@ -1320,7 +1320,7 @@
     </w:p>
     <w:p>
       <w:pPr>
-        <w:pStyle w:val="TM2"/>
+        <w:pStyle w:val="TOC2"/>
         <w:tabs>
           <w:tab w:val="left" w:pos="960"/>
           <w:tab w:val="right" w:leader="dot" w:pos="9062"/>
@@ -1337,7 +1337,7 @@
       <w:hyperlink w:anchor="_Toc222495771" w:history="1">
         <w:r>
           <w:rPr>
-            <w:rStyle w:val="Lienhypertexte"/>
+            <w:rStyle w:val="Hyperlink"/>
             <w:noProof/>
           </w:rPr>
           <w:t>2.2.</w:t>
@@ -1355,7 +1355,7 @@
         </w:r>
         <w:r>
           <w:rPr>
-            <w:rStyle w:val="Lienhypertexte"/>
+            <w:rStyle w:val="Hyperlink"/>
             <w:noProof/>
           </w:rPr>
           <w:t>ADMIN création d’un utilisateur</w:t>
@@ -1412,7 +1412,7 @@
     </w:p>
     <w:p>
       <w:pPr>
-        <w:pStyle w:val="TM1"/>
+        <w:pStyle w:val="TOC1"/>
         <w:tabs>
           <w:tab w:val="left" w:pos="660"/>
           <w:tab w:val="right" w:leader="dot" w:pos="9062"/>
@@ -1429,7 +1429,7 @@
       <w:hyperlink w:anchor="_Toc222495772" w:history="1">
         <w:r>
           <w:rPr>
-            <w:rStyle w:val="Lienhypertexte"/>
+            <w:rStyle w:val="Hyperlink"/>
             <w:noProof/>
           </w:rPr>
           <w:t>3.</w:t>
@@ -1447,7 +1447,7 @@
         </w:r>
         <w:r>
           <w:rPr>
-            <w:rStyle w:val="Lienhypertexte"/>
+            <w:rStyle w:val="Hyperlink"/>
             <w:noProof/>
           </w:rPr>
           <w:t>Processus</w:t>
@@ -1504,7 +1504,7 @@
     </w:p>
     <w:p>
       <w:pPr>
-        <w:pStyle w:val="TM2"/>
+        <w:pStyle w:val="TOC2"/>
         <w:tabs>
           <w:tab w:val="left" w:pos="960"/>
           <w:tab w:val="right" w:leader="dot" w:pos="9062"/>
@@ -1521,7 +1521,7 @@
       <w:hyperlink w:anchor="_Toc222495773" w:history="1">
         <w:r>
           <w:rPr>
-            <w:rStyle w:val="Lienhypertexte"/>
+            <w:rStyle w:val="Hyperlink"/>
             <w:noProof/>
           </w:rPr>
           <w:t>3.1.</w:t>
@@ -1539,7 +1539,7 @@
         </w:r>
         <w:r>
           <w:rPr>
-            <w:rStyle w:val="Lienhypertexte"/>
+            <w:rStyle w:val="Hyperlink"/>
             <w:noProof/>
           </w:rPr>
           <w:t>Recrutement</w:t>
@@ -1596,7 +1596,7 @@
     </w:p>
     <w:p>
       <w:pPr>
-        <w:pStyle w:val="TM3"/>
+        <w:pStyle w:val="TOC3"/>
         <w:tabs>
           <w:tab w:val="left" w:pos="1440"/>
           <w:tab w:val="right" w:leader="dot" w:pos="9062"/>
@@ -1613,7 +1613,7 @@
       <w:hyperlink w:anchor="_Toc222495774" w:history="1">
         <w:r>
           <w:rPr>
-            <w:rStyle w:val="Lienhypertexte"/>
+            <w:rStyle w:val="Hyperlink"/>
             <w:noProof/>
           </w:rPr>
           <w:t>3.1.1.</w:t>
@@ -1631,7 +1631,7 @@
         </w:r>
         <w:r>
           <w:rPr>
-            <w:rStyle w:val="Lienhypertexte"/>
+            <w:rStyle w:val="Hyperlink"/>
             <w:noProof/>
           </w:rPr>
           <w:t>Utilisation</w:t>
@@ -1688,7 +1688,7 @@
     </w:p>
     <w:p>
       <w:pPr>
-        <w:pStyle w:val="Titre1"/>
+        <w:pStyle w:val="Heading1"/>
         <w:numPr>
           <w:ilvl w:val="0"/>
           <w:numId w:val="0"/>
@@ -1701,31 +1701,18 @@
     </w:p>
     <w:p/>
     <w:p/>
-    <w:p/>
-    <w:p/>
-    <w:p/>
-    <w:p/>
-    <w:p/>
-    <w:p/>
-    <w:p/>
-    <w:p/>
-    <w:p/>
-    <w:p/>
-    <w:p/>
-    <w:p/>
-    <w:p/>
-    <w:p/>
-    <w:p/>
-    <w:p/>
-    <w:p/>
-    <w:p/>
-    <w:p/>
-    <w:p>
-      <w:pPr>
-        <w:pStyle w:val="Titre1"/>
+    <w:p>
+      <w:r>
+        <w:br w:type="page"/>
+      </w:r>
+    </w:p>
+    <w:p>
+      <w:pPr>
+        <w:pStyle w:val="Heading1"/>
       </w:pPr>
       <w:bookmarkStart w:id="0" w:name="_Toc222495765"/>
       <w:r>
+        <w:lastRenderedPageBreak/>
         <w:t>TITRE 1</w:t>
       </w:r>
       <w:bookmarkEnd w:id="0"/>
@@ -1736,9 +1723,9 @@
           <w:noProof/>
         </w:rPr>
         <w:drawing>
-          <wp:inline distT="0" distB="0" distL="0" distR="0" wp14:anchorId="5B7B48C7" wp14:editId="23A3DC60">
-            <wp:extent cx="648000" cy="55541"/>
-            <wp:effectExtent l="0" t="0" r="0" b="1905"/>
+          <wp:inline distT="0" distB="0" distL="0" distR="0" wp14:anchorId="5B7B48C7" wp14:editId="76E8FDFC">
+            <wp:extent cx="644547" cy="45719"/>
+            <wp:effectExtent l="0" t="0" r="0" b="5715"/>
             <wp:docPr id="1604077456" name="Image 3"/>
             <wp:cNvGraphicFramePr>
               <a:graphicFrameLocks xmlns:a="http://schemas.openxmlformats.org/drawingml/2006/main" noChangeAspect="1"/>
@@ -1767,7 +1754,7 @@
                   <pic:spPr bwMode="auto">
                     <a:xfrm>
                       <a:off x="0" y="0"/>
-                      <a:ext cx="648000" cy="55541"/>
+                      <a:ext cx="666349" cy="47265"/>
                     </a:xfrm>
                     <a:prstGeom prst="rect">
                       <a:avLst/>
@@ -1787,7 +1774,7 @@
     <w:p/>
     <w:p>
       <w:pPr>
-        <w:pStyle w:val="Titre2"/>
+        <w:pStyle w:val="Heading2"/>
       </w:pPr>
       <w:bookmarkStart w:id="1" w:name="_Toc222495766"/>
       <w:r>
@@ -1802,7 +1789,7 @@
     </w:p>
     <w:p>
       <w:pPr>
-        <w:pStyle w:val="Titre3"/>
+        <w:pStyle w:val="Heading3"/>
       </w:pPr>
       <w:bookmarkStart w:id="2" w:name="_Toc222495767"/>
       <w:r>
@@ -1817,7 +1804,7 @@
     </w:p>
     <w:p>
       <w:pPr>
-        <w:pStyle w:val="Titre4"/>
+        <w:pStyle w:val="Heading4"/>
       </w:pPr>
       <w:r>
         <w:t>Titre 4</w:t>
@@ -1837,7 +1824,7 @@
     <w:p/>
     <w:p>
       <w:pPr>
-        <w:pStyle w:val="Titre1"/>
+        <w:pStyle w:val="Heading1"/>
       </w:pPr>
       <w:bookmarkStart w:id="3" w:name="_Toc222495768"/>
       <w:r>
@@ -1909,7 +1896,7 @@
     </w:p>
     <w:p>
       <w:pPr>
-        <w:pStyle w:val="Titre2"/>
+        <w:pStyle w:val="Heading2"/>
       </w:pPr>
       <w:bookmarkStart w:id="4" w:name="_Toc222495769"/>
       <w:r>
@@ -1919,7 +1906,7 @@
     </w:p>
     <w:p>
       <w:pPr>
-        <w:pStyle w:val="Titre3"/>
+        <w:pStyle w:val="Heading3"/>
       </w:pPr>
       <w:bookmarkStart w:id="5" w:name="_Toc222495770"/>
       <w:r>
@@ -1953,7 +1940,7 @@
     </w:p>
     <w:p>
       <w:pPr>
-        <w:pStyle w:val="Paragraphedeliste"/>
+        <w:pStyle w:val="ListParagraph"/>
         <w:numPr>
           <w:ilvl w:val="0"/>
           <w:numId w:val="3"/>
@@ -1975,39 +1962,39 @@
       </w:r>
       <w:r>
         <w:rPr>
-          <w:rStyle w:val="Accentuationlgre"/>
+          <w:rStyle w:val="SubtleEmphasis"/>
         </w:rPr>
         <w:t xml:space="preserve">ne vous trompez pas sur l’adresse </w:t>
       </w:r>
       <w:proofErr w:type="gramStart"/>
       <w:r>
         <w:rPr>
-          <w:rStyle w:val="Accentuationlgre"/>
+          <w:rStyle w:val="SubtleEmphasis"/>
         </w:rPr>
         <w:t>e-mail</w:t>
       </w:r>
       <w:proofErr w:type="gramEnd"/>
       <w:r>
         <w:rPr>
-          <w:rStyle w:val="Accentuationlgre"/>
+          <w:rStyle w:val="SubtleEmphasis"/>
         </w:rPr>
         <w:t xml:space="preserve">, </w:t>
       </w:r>
       <w:r>
         <w:rPr>
-          <w:rStyle w:val="Accentuationlgre"/>
+          <w:rStyle w:val="SubtleEmphasis"/>
         </w:rPr>
         <w:t>c’est ce qui p</w:t>
       </w:r>
       <w:r>
         <w:rPr>
-          <w:rStyle w:val="Accentuationlgre"/>
+          <w:rStyle w:val="SubtleEmphasis"/>
         </w:rPr>
         <w:t>e</w:t>
       </w:r>
       <w:r>
         <w:rPr>
-          <w:rStyle w:val="Accentuationlgre"/>
+          <w:rStyle w:val="SubtleEmphasis"/>
         </w:rPr>
         <w:t>rmet d’activer le compte</w:t>
       </w:r>
@@ -2020,7 +2007,7 @@
     </w:p>
     <w:p>
       <w:pPr>
-        <w:pStyle w:val="Paragraphedeliste"/>
+        <w:pStyle w:val="ListParagraph"/>
         <w:numPr>
           <w:ilvl w:val="0"/>
           <w:numId w:val="3"/>
@@ -2126,7 +2113,7 @@
       </w:r>
       <w:r>
         <w:rPr>
-          <w:rStyle w:val="Accentuationlgre"/>
+          <w:rStyle w:val="SubtleEmphasis"/>
         </w:rPr>
         <w:t>Vous avez commis une erreur ?</w:t>
       </w:r>
@@ -2144,7 +2131,7 @@
     <w:p/>
     <w:p>
       <w:pPr>
-        <w:pStyle w:val="Titre2"/>
+        <w:pStyle w:val="Heading2"/>
       </w:pPr>
       <w:bookmarkStart w:id="6" w:name="_Toc222495771"/>
       <w:r>
@@ -2154,7 +2141,6 @@
     </w:p>
     <w:p>
       <w:r>
-        <w:lastRenderedPageBreak/>
         <w:t>Description : permet de créer un utilisateur</w:t>
       </w:r>
     </w:p>
@@ -2170,7 +2156,7 @@
     </w:p>
     <w:p>
       <w:pPr>
-        <w:pStyle w:val="Paragraphedeliste"/>
+        <w:pStyle w:val="ListParagraph"/>
         <w:numPr>
           <w:ilvl w:val="0"/>
           <w:numId w:val="3"/>
@@ -2181,6 +2167,7 @@
         </w:rPr>
       </w:pPr>
       <w:r>
+        <w:lastRenderedPageBreak/>
         <w:t>Remplissez les champs obligatoires :</w:t>
       </w:r>
       <w:r>
@@ -2192,21 +2179,21 @@
       </w:r>
       <w:r>
         <w:rPr>
-          <w:rStyle w:val="Accentuationlgre"/>
+          <w:rStyle w:val="SubtleEmphasis"/>
         </w:rPr>
         <w:t xml:space="preserve">ne vous trompez pas sur l’adresse </w:t>
       </w:r>
       <w:proofErr w:type="gramStart"/>
       <w:r>
         <w:rPr>
-          <w:rStyle w:val="Accentuationlgre"/>
+          <w:rStyle w:val="SubtleEmphasis"/>
         </w:rPr>
         <w:t>e-mail</w:t>
       </w:r>
       <w:proofErr w:type="gramEnd"/>
       <w:r>
         <w:rPr>
-          <w:rStyle w:val="Accentuationlgre"/>
+          <w:rStyle w:val="SubtleEmphasis"/>
         </w:rPr>
         <w:t>, c’est ce qui permet d’activer le compte</w:t>
       </w:r>
@@ -2219,7 +2206,7 @@
     </w:p>
     <w:p>
       <w:pPr>
-        <w:pStyle w:val="Paragraphedeliste"/>
+        <w:pStyle w:val="ListParagraph"/>
         <w:numPr>
           <w:ilvl w:val="0"/>
           <w:numId w:val="3"/>
@@ -2234,7 +2221,7 @@
     <w:p/>
     <w:p>
       <w:pPr>
-        <w:pStyle w:val="Titre1"/>
+        <w:pStyle w:val="Heading1"/>
       </w:pPr>
       <w:bookmarkStart w:id="7" w:name="_Toc222495772"/>
       <w:r>
@@ -2300,7 +2287,7 @@
     <w:p/>
     <w:p>
       <w:pPr>
-        <w:pStyle w:val="Titre2"/>
+        <w:pStyle w:val="Heading2"/>
       </w:pPr>
       <w:bookmarkStart w:id="8" w:name="_Toc222495773"/>
       <w:r>
@@ -2311,7 +2298,7 @@
     <w:p/>
     <w:p>
       <w:pPr>
-        <w:pStyle w:val="Titre3"/>
+        <w:pStyle w:val="Heading3"/>
       </w:pPr>
       <w:bookmarkStart w:id="9" w:name="_Toc222495774"/>
       <w:r>
@@ -2321,7 +2308,7 @@
     </w:p>
     <w:p>
       <w:pPr>
-        <w:pStyle w:val="Titre4"/>
+        <w:pStyle w:val="Heading4"/>
       </w:pPr>
       <w:r>
         <w:t>Page P</w:t>
@@ -2376,7 +2363,7 @@
 <w:ftr xmlns:wpc="http://schemas.microsoft.com/office/word/2010/wordprocessingCanvas" xmlns:cx="http://schemas.microsoft.com/office/drawing/2014/chartex" xmlns:cx1="http://schemas.microsoft.com/office/drawing/2015/9/8/chartex" xmlns:cx2="http://schemas.microsoft.com/office/drawing/2015/10/21/chartex" xmlns:cx3="http://schemas.microsoft.com/office/drawing/2016/5/9/chartex" xmlns:cx4="http://schemas.microsoft.com/office/drawing/2016/5/10/chartex" xmlns:cx5="http://schemas.microsoft.com/office/drawing/2016/5/11/chartex" xmlns:cx6="http://schemas.microsoft.com/office/drawing/2016/5/12/chartex" xmlns:cx7="http://schemas.microsoft.com/office/drawing/2016/5/13/chartex" xmlns:cx8="http://schemas.microsoft.com/office/drawing/2016/5/14/chartex" xmlns:mc="http://schemas.openxmlformats.org/markup-compatibility/2006" xmlns:aink="http://schemas.microsoft.com/office/drawing/2016/ink" xmlns:am3d="http://schemas.microsoft.com/office/drawing/2017/model3d" xmlns:o="urn:schemas-microsoft-com:office:office" xmlns:oel="http://schemas.microsoft.com/office/2019/extlst" xmlns:r="http://schemas.openxmlformats.org/officeDocument/2006/relationships" xmlns:m="http://schemas.openxmlformats.org/officeDocument/2006/math" xmlns:v="urn:schemas-microsoft-com:vml" xmlns:wp14="http://schemas.microsoft.com/office/word/2010/wordprocessingDrawing" xmlns:wp="http://schemas.openxmlformats.org/drawingml/2006/wordprocessingDrawing" xmlns:w10="urn:schemas-microsoft-com:office:word" xmlns:w="http://schemas.openxmlformats.org/wordprocessingml/2006/main" xmlns:w14="http://schemas.microsoft.com/office/word/2010/wordml" xmlns:w15="http://schemas.microsoft.com/office/word/2012/wordml" xmlns:w16cex="http://schemas.microsoft.com/office/word/2018/wordml/cex" xmlns:w16cid="http://schemas.microsoft.com/office/word/2016/wordml/cid" xmlns:w16="http://schemas.microsoft.com/office/word/2018/wordml" xmlns:w16du="http://schemas.microsoft.com/office/word/2023/wordml/word16du" xmlns:w16sdtdh="http://schemas.microsoft.com/office/word/2020/wordml/sdtdatahash" xmlns:w16sdtfl="http://schemas.microsoft.com/office/word/2024/wordml/sdtformatlock" xmlns:w16se="http://schemas.microsoft.com/office/word/2015/wordml/symex" xmlns:wpg="http://schemas.microsoft.com/office/word/2010/wordprocessingGroup" xmlns:wpi="http://schemas.microsoft.com/office/word/2010/wordprocessingInk" xmlns:wne="http://schemas.microsoft.com/office/word/2006/wordml" xmlns:wps="http://schemas.microsoft.com/office/word/2010/wordprocessingShape" mc:Ignorable="w14 w15 w16se w16cid w16 w16cex w16sdtdh w16sdtfl w16du wp14">
   <w:p>
     <w:pPr>
-      <w:pStyle w:val="Pieddepage"/>
+      <w:pStyle w:val="Footer"/>
     </w:pPr>
     <w:r>
       <w:rPr>
@@ -2457,7 +2444,7 @@
     <w:hyperlink r:id="rId2" w:history="1">
       <w:r>
         <w:rPr>
-          <w:rStyle w:val="Lienhypertexte"/>
+          <w:rStyle w:val="Hyperlink"/>
           <w:rFonts w:ascii="Helvetica Neue Thin" w:hAnsi="Helvetica Neue Thin"/>
           <w:color w:val="DEBFDB"/>
         </w:rPr>
@@ -2612,7 +2599,7 @@
     <w:lvl w:ilvl="0">
       <w:start w:val="1"/>
       <w:numFmt w:val="decimal"/>
-      <w:pStyle w:val="Titre1"/>
+      <w:pStyle w:val="Heading1"/>
       <w:lvlText w:val="%1."/>
       <w:lvlJc w:val="left"/>
       <w:pPr>
@@ -2625,7 +2612,7 @@
     <w:lvl w:ilvl="1">
       <w:start w:val="1"/>
       <w:numFmt w:val="decimal"/>
-      <w:pStyle w:val="Titre2"/>
+      <w:pStyle w:val="Heading2"/>
       <w:isLgl/>
       <w:lvlText w:val="%1.%2."/>
       <w:lvlJc w:val="left"/>
@@ -2639,7 +2626,7 @@
     <w:lvl w:ilvl="2">
       <w:start w:val="1"/>
       <w:numFmt w:val="decimal"/>
-      <w:pStyle w:val="Titre3"/>
+      <w:pStyle w:val="Heading3"/>
       <w:isLgl/>
       <w:lvlText w:val="%1.%2.%3."/>
       <w:lvlJc w:val="left"/>
@@ -2653,7 +2640,7 @@
     <w:lvl w:ilvl="3">
       <w:start w:val="1"/>
       <w:numFmt w:val="decimal"/>
-      <w:pStyle w:val="Titre4"/>
+      <w:pStyle w:val="Heading4"/>
       <w:isLgl/>
       <w:lvlText w:val="%1.%2.%3.%4."/>
       <w:lvlJc w:val="left"/>
@@ -3326,11 +3313,11 @@
       <w:color w:val="29295E"/>
     </w:rPr>
   </w:style>
-  <w:style w:type="paragraph" w:styleId="Titre1">
+  <w:style w:type="paragraph" w:styleId="Heading1">
     <w:name w:val="heading 1"/>
-    <w:basedOn w:val="Paragraphedeliste"/>
+    <w:basedOn w:val="ListParagraph"/>
     <w:next w:val="Normal"/>
-    <w:link w:val="Titre1Car"/>
+    <w:link w:val="Heading1Char"/>
     <w:uiPriority w:val="9"/>
     <w:qFormat/>
     <w:rsid w:val="00DA54AD"/>
@@ -3350,11 +3337,11 @@
       <w:szCs w:val="32"/>
     </w:rPr>
   </w:style>
-  <w:style w:type="paragraph" w:styleId="Titre2">
+  <w:style w:type="paragraph" w:styleId="Heading2">
     <w:name w:val="heading 2"/>
-    <w:basedOn w:val="Paragraphedeliste"/>
+    <w:basedOn w:val="ListParagraph"/>
     <w:next w:val="Normal"/>
-    <w:link w:val="Titre2Car"/>
+    <w:link w:val="Heading2Char"/>
     <w:uiPriority w:val="9"/>
     <w:unhideWhenUsed/>
     <w:qFormat/>
@@ -3374,11 +3361,11 @@
       <w:szCs w:val="28"/>
     </w:rPr>
   </w:style>
-  <w:style w:type="paragraph" w:styleId="Titre3">
+  <w:style w:type="paragraph" w:styleId="Heading3">
     <w:name w:val="heading 3"/>
-    <w:basedOn w:val="Paragraphedeliste"/>
+    <w:basedOn w:val="ListParagraph"/>
     <w:next w:val="Normal"/>
-    <w:link w:val="Titre3Car"/>
+    <w:link w:val="Heading3Char"/>
     <w:uiPriority w:val="9"/>
     <w:unhideWhenUsed/>
     <w:rsid w:val="001E0C89"/>
@@ -3398,11 +3385,11 @@
       <w:szCs w:val="24"/>
     </w:rPr>
   </w:style>
-  <w:style w:type="paragraph" w:styleId="Titre4">
+  <w:style w:type="paragraph" w:styleId="Heading4">
     <w:name w:val="heading 4"/>
-    <w:basedOn w:val="Titre3"/>
+    <w:basedOn w:val="Heading3"/>
     <w:next w:val="Normal"/>
-    <w:link w:val="Titre4Car"/>
+    <w:link w:val="Heading4Char"/>
     <w:uiPriority w:val="9"/>
     <w:unhideWhenUsed/>
     <w:qFormat/>
@@ -3415,11 +3402,11 @@
       <w:outlineLvl w:val="3"/>
     </w:pPr>
   </w:style>
-  <w:style w:type="paragraph" w:styleId="Titre5">
+  <w:style w:type="paragraph" w:styleId="Heading5">
     <w:name w:val="heading 5"/>
     <w:basedOn w:val="Normal"/>
     <w:next w:val="Normal"/>
-    <w:link w:val="Titre5Car"/>
+    <w:link w:val="Heading5Char"/>
     <w:uiPriority w:val="9"/>
     <w:semiHidden/>
     <w:unhideWhenUsed/>
@@ -3435,11 +3422,11 @@
       <w:color w:val="0F4761" w:themeColor="accent1" w:themeShade="BF"/>
     </w:rPr>
   </w:style>
-  <w:style w:type="paragraph" w:styleId="Titre6">
+  <w:style w:type="paragraph" w:styleId="Heading6">
     <w:name w:val="heading 6"/>
     <w:basedOn w:val="Normal"/>
     <w:next w:val="Normal"/>
-    <w:link w:val="Titre6Car"/>
+    <w:link w:val="Heading6Char"/>
     <w:uiPriority w:val="9"/>
     <w:semiHidden/>
     <w:unhideWhenUsed/>
@@ -3458,11 +3445,11 @@
       <w:color w:val="595959" w:themeColor="text1" w:themeTint="A6"/>
     </w:rPr>
   </w:style>
-  <w:style w:type="paragraph" w:styleId="Titre7">
+  <w:style w:type="paragraph" w:styleId="Heading7">
     <w:name w:val="heading 7"/>
     <w:basedOn w:val="Normal"/>
     <w:next w:val="Normal"/>
-    <w:link w:val="Titre7Car"/>
+    <w:link w:val="Heading7Char"/>
     <w:uiPriority w:val="9"/>
     <w:semiHidden/>
     <w:unhideWhenUsed/>
@@ -3479,11 +3466,11 @@
       <w:color w:val="595959" w:themeColor="text1" w:themeTint="A6"/>
     </w:rPr>
   </w:style>
-  <w:style w:type="paragraph" w:styleId="Titre8">
+  <w:style w:type="paragraph" w:styleId="Heading8">
     <w:name w:val="heading 8"/>
     <w:basedOn w:val="Normal"/>
     <w:next w:val="Normal"/>
-    <w:link w:val="Titre8Car"/>
+    <w:link w:val="Heading8Char"/>
     <w:uiPriority w:val="9"/>
     <w:semiHidden/>
     <w:unhideWhenUsed/>
@@ -3502,11 +3489,11 @@
       <w:color w:val="272727" w:themeColor="text1" w:themeTint="D8"/>
     </w:rPr>
   </w:style>
-  <w:style w:type="paragraph" w:styleId="Titre9">
+  <w:style w:type="paragraph" w:styleId="Heading9">
     <w:name w:val="heading 9"/>
     <w:basedOn w:val="Normal"/>
     <w:next w:val="Normal"/>
-    <w:link w:val="Titre9Car"/>
+    <w:link w:val="Heading9Char"/>
     <w:uiPriority w:val="9"/>
     <w:semiHidden/>
     <w:unhideWhenUsed/>
@@ -3523,12 +3510,13 @@
       <w:color w:val="272727" w:themeColor="text1" w:themeTint="D8"/>
     </w:rPr>
   </w:style>
-  <w:style w:type="character" w:default="1" w:styleId="Policepardfaut">
+  <w:style w:type="character" w:default="1" w:styleId="DefaultParagraphFont">
     <w:name w:val="Default Paragraph Font"/>
     <w:uiPriority w:val="1"/>
+    <w:semiHidden/>
     <w:unhideWhenUsed/>
   </w:style>
-  <w:style w:type="table" w:default="1" w:styleId="TableauNormal">
+  <w:style w:type="table" w:default="1" w:styleId="TableNormal">
     <w:name w:val="Normal Table"/>
     <w:uiPriority w:val="99"/>
     <w:semiHidden/>
@@ -3543,16 +3531,16 @@
       </w:tblCellMar>
     </w:tblPr>
   </w:style>
-  <w:style w:type="numbering" w:default="1" w:styleId="Aucuneliste">
+  <w:style w:type="numbering" w:default="1" w:styleId="NoList">
     <w:name w:val="No List"/>
     <w:uiPriority w:val="99"/>
     <w:semiHidden/>
     <w:unhideWhenUsed/>
   </w:style>
-  <w:style w:type="character" w:customStyle="1" w:styleId="Titre1Car">
-    <w:name w:val="Titre 1 Car"/>
-    <w:basedOn w:val="Policepardfaut"/>
-    <w:link w:val="Titre1"/>
+  <w:style w:type="character" w:customStyle="1" w:styleId="Heading1Char">
+    <w:name w:val="Heading 1 Char"/>
+    <w:basedOn w:val="DefaultParagraphFont"/>
+    <w:link w:val="Heading1"/>
     <w:uiPriority w:val="9"/>
     <w:rsid w:val="00DA54AD"/>
     <w:rPr>
@@ -3564,10 +3552,10 @@
       <w:szCs w:val="32"/>
     </w:rPr>
   </w:style>
-  <w:style w:type="character" w:customStyle="1" w:styleId="Titre2Car">
-    <w:name w:val="Titre 2 Car"/>
-    <w:basedOn w:val="Policepardfaut"/>
-    <w:link w:val="Titre2"/>
+  <w:style w:type="character" w:customStyle="1" w:styleId="Heading2Char">
+    <w:name w:val="Heading 2 Char"/>
+    <w:basedOn w:val="DefaultParagraphFont"/>
+    <w:link w:val="Heading2"/>
     <w:uiPriority w:val="9"/>
     <w:rsid w:val="004A3901"/>
     <w:rPr>
@@ -3579,10 +3567,10 @@
       <w:szCs w:val="28"/>
     </w:rPr>
   </w:style>
-  <w:style w:type="character" w:customStyle="1" w:styleId="Titre3Car">
-    <w:name w:val="Titre 3 Car"/>
-    <w:basedOn w:val="Policepardfaut"/>
-    <w:link w:val="Titre3"/>
+  <w:style w:type="character" w:customStyle="1" w:styleId="Heading3Char">
+    <w:name w:val="Heading 3 Char"/>
+    <w:basedOn w:val="DefaultParagraphFont"/>
+    <w:link w:val="Heading3"/>
     <w:uiPriority w:val="9"/>
     <w:rsid w:val="001E0C89"/>
     <w:rPr>
@@ -3594,10 +3582,10 @@
       <w:szCs w:val="24"/>
     </w:rPr>
   </w:style>
-  <w:style w:type="character" w:customStyle="1" w:styleId="Titre4Car">
-    <w:name w:val="Titre 4 Car"/>
-    <w:basedOn w:val="Policepardfaut"/>
-    <w:link w:val="Titre4"/>
+  <w:style w:type="character" w:customStyle="1" w:styleId="Heading4Char">
+    <w:name w:val="Heading 4 Char"/>
+    <w:basedOn w:val="DefaultParagraphFont"/>
+    <w:link w:val="Heading4"/>
     <w:uiPriority w:val="9"/>
     <w:rsid w:val="001E0C89"/>
     <w:rPr>
@@ -3609,10 +3597,10 @@
       <w:szCs w:val="24"/>
     </w:rPr>
   </w:style>
-  <w:style w:type="character" w:customStyle="1" w:styleId="Titre5Car">
-    <w:name w:val="Titre 5 Car"/>
-    <w:basedOn w:val="Policepardfaut"/>
-    <w:link w:val="Titre5"/>
+  <w:style w:type="character" w:customStyle="1" w:styleId="Heading5Char">
+    <w:name w:val="Heading 5 Char"/>
+    <w:basedOn w:val="DefaultParagraphFont"/>
+    <w:link w:val="Heading5"/>
     <w:uiPriority w:val="9"/>
     <w:semiHidden/>
     <w:rsid w:val="005A2670"/>
@@ -3621,10 +3609,10 @@
       <w:color w:val="0F4761" w:themeColor="accent1" w:themeShade="BF"/>
     </w:rPr>
   </w:style>
-  <w:style w:type="character" w:customStyle="1" w:styleId="Titre6Car">
-    <w:name w:val="Titre 6 Car"/>
-    <w:basedOn w:val="Policepardfaut"/>
-    <w:link w:val="Titre6"/>
+  <w:style w:type="character" w:customStyle="1" w:styleId="Heading6Char">
+    <w:name w:val="Heading 6 Char"/>
+    <w:basedOn w:val="DefaultParagraphFont"/>
+    <w:link w:val="Heading6"/>
     <w:uiPriority w:val="9"/>
     <w:semiHidden/>
     <w:rsid w:val="005A2670"/>
@@ -3635,10 +3623,10 @@
       <w:color w:val="595959" w:themeColor="text1" w:themeTint="A6"/>
     </w:rPr>
   </w:style>
-  <w:style w:type="character" w:customStyle="1" w:styleId="Titre7Car">
-    <w:name w:val="Titre 7 Car"/>
-    <w:basedOn w:val="Policepardfaut"/>
-    <w:link w:val="Titre7"/>
+  <w:style w:type="character" w:customStyle="1" w:styleId="Heading7Char">
+    <w:name w:val="Heading 7 Char"/>
+    <w:basedOn w:val="DefaultParagraphFont"/>
+    <w:link w:val="Heading7"/>
     <w:uiPriority w:val="9"/>
     <w:semiHidden/>
     <w:rsid w:val="005A2670"/>
@@ -3647,10 +3635,10 @@
       <w:color w:val="595959" w:themeColor="text1" w:themeTint="A6"/>
     </w:rPr>
   </w:style>
-  <w:style w:type="character" w:customStyle="1" w:styleId="Titre8Car">
-    <w:name w:val="Titre 8 Car"/>
-    <w:basedOn w:val="Policepardfaut"/>
-    <w:link w:val="Titre8"/>
+  <w:style w:type="character" w:customStyle="1" w:styleId="Heading8Char">
+    <w:name w:val="Heading 8 Char"/>
+    <w:basedOn w:val="DefaultParagraphFont"/>
+    <w:link w:val="Heading8"/>
     <w:uiPriority w:val="9"/>
     <w:semiHidden/>
     <w:rsid w:val="005A2670"/>
@@ -3661,10 +3649,10 @@
       <w:color w:val="272727" w:themeColor="text1" w:themeTint="D8"/>
     </w:rPr>
   </w:style>
-  <w:style w:type="character" w:customStyle="1" w:styleId="Titre9Car">
-    <w:name w:val="Titre 9 Car"/>
-    <w:basedOn w:val="Policepardfaut"/>
-    <w:link w:val="Titre9"/>
+  <w:style w:type="character" w:customStyle="1" w:styleId="Heading9Char">
+    <w:name w:val="Heading 9 Char"/>
+    <w:basedOn w:val="DefaultParagraphFont"/>
+    <w:link w:val="Heading9"/>
     <w:uiPriority w:val="9"/>
     <w:semiHidden/>
     <w:rsid w:val="005A2670"/>
@@ -3673,11 +3661,11 @@
       <w:color w:val="272727" w:themeColor="text1" w:themeTint="D8"/>
     </w:rPr>
   </w:style>
-  <w:style w:type="paragraph" w:styleId="Titre">
+  <w:style w:type="paragraph" w:styleId="Title">
     <w:name w:val="Title"/>
-    <w:basedOn w:val="Titre1"/>
+    <w:basedOn w:val="Heading1"/>
     <w:next w:val="Normal"/>
-    <w:link w:val="TitreCar"/>
+    <w:link w:val="TitleChar"/>
     <w:uiPriority w:val="10"/>
     <w:rsid w:val="005C5786"/>
     <w:pPr>
@@ -3687,10 +3675,10 @@
       <w:ind w:left="284" w:hanging="284"/>
     </w:pPr>
   </w:style>
-  <w:style w:type="character" w:customStyle="1" w:styleId="TitreCar">
-    <w:name w:val="Titre Car"/>
-    <w:basedOn w:val="Policepardfaut"/>
-    <w:link w:val="Titre"/>
+  <w:style w:type="character" w:customStyle="1" w:styleId="TitleChar">
+    <w:name w:val="Title Char"/>
+    <w:basedOn w:val="DefaultParagraphFont"/>
+    <w:link w:val="Title"/>
     <w:uiPriority w:val="10"/>
     <w:rsid w:val="005C5786"/>
     <w:rPr>
@@ -3702,11 +3690,11 @@
       <w:szCs w:val="32"/>
     </w:rPr>
   </w:style>
-  <w:style w:type="paragraph" w:styleId="Sous-titre">
+  <w:style w:type="paragraph" w:styleId="Subtitle">
     <w:name w:val="Subtitle"/>
     <w:basedOn w:val="Normal"/>
     <w:next w:val="Normal"/>
-    <w:link w:val="Sous-titreCar"/>
+    <w:link w:val="SubtitleChar"/>
     <w:uiPriority w:val="11"/>
     <w:qFormat/>
     <w:rsid w:val="00835CAC"/>
@@ -3718,10 +3706,10 @@
       <w:lang w:val="en-US"/>
     </w:rPr>
   </w:style>
-  <w:style w:type="character" w:customStyle="1" w:styleId="Sous-titreCar">
-    <w:name w:val="Sous-titre Car"/>
-    <w:basedOn w:val="Policepardfaut"/>
-    <w:link w:val="Sous-titre"/>
+  <w:style w:type="character" w:customStyle="1" w:styleId="SubtitleChar">
+    <w:name w:val="Subtitle Char"/>
+    <w:basedOn w:val="DefaultParagraphFont"/>
+    <w:link w:val="Subtitle"/>
     <w:uiPriority w:val="11"/>
     <w:rsid w:val="00835CAC"/>
     <w:rPr>
@@ -3732,21 +3720,21 @@
       <w:lang w:val="en-US"/>
     </w:rPr>
   </w:style>
-  <w:style w:type="paragraph" w:styleId="Citation">
+  <w:style w:type="paragraph" w:styleId="Quote">
     <w:name w:val="Quote"/>
     <w:aliases w:val="Titre table des matieres"/>
-    <w:basedOn w:val="Titre"/>
+    <w:basedOn w:val="Title"/>
     <w:next w:val="Normal"/>
-    <w:link w:val="CitationCar"/>
+    <w:link w:val="QuoteChar"/>
     <w:uiPriority w:val="29"/>
     <w:qFormat/>
     <w:rsid w:val="005C5786"/>
   </w:style>
-  <w:style w:type="character" w:customStyle="1" w:styleId="CitationCar">
-    <w:name w:val="Citation Car"/>
-    <w:aliases w:val="Titre table des matieres Car"/>
-    <w:basedOn w:val="Policepardfaut"/>
-    <w:link w:val="Citation"/>
+  <w:style w:type="character" w:customStyle="1" w:styleId="QuoteChar">
+    <w:name w:val="Quote Char"/>
+    <w:aliases w:val="Titre table des matieres Char"/>
+    <w:basedOn w:val="DefaultParagraphFont"/>
+    <w:link w:val="Quote"/>
     <w:uiPriority w:val="29"/>
     <w:rsid w:val="005C5786"/>
     <w:rPr>
@@ -3758,7 +3746,7 @@
       <w:szCs w:val="32"/>
     </w:rPr>
   </w:style>
-  <w:style w:type="paragraph" w:styleId="Paragraphedeliste">
+  <w:style w:type="paragraph" w:styleId="ListParagraph">
     <w:name w:val="List Paragraph"/>
     <w:basedOn w:val="Normal"/>
     <w:uiPriority w:val="34"/>
@@ -3768,7 +3756,7 @@
       <w:contextualSpacing/>
     </w:pPr>
   </w:style>
-  <w:style w:type="character" w:styleId="Accentuationintense">
+  <w:style w:type="character" w:styleId="IntenseEmphasis">
     <w:name w:val="Intense Emphasis"/>
     <w:aliases w:val="Accentuation Table des matières"/>
     <w:uiPriority w:val="21"/>
@@ -3781,11 +3769,11 @@
       <w:szCs w:val="28"/>
     </w:rPr>
   </w:style>
-  <w:style w:type="paragraph" w:styleId="Citationintense">
+  <w:style w:type="paragraph" w:styleId="IntenseQuote">
     <w:name w:val="Intense Quote"/>
     <w:basedOn w:val="Normal"/>
     <w:next w:val="Normal"/>
-    <w:link w:val="CitationintenseCar"/>
+    <w:link w:val="IntenseQuoteChar"/>
     <w:uiPriority w:val="30"/>
     <w:rsid w:val="005A2670"/>
     <w:pPr>
@@ -3803,10 +3791,10 @@
       <w:color w:val="0F4761" w:themeColor="accent1" w:themeShade="BF"/>
     </w:rPr>
   </w:style>
-  <w:style w:type="character" w:customStyle="1" w:styleId="CitationintenseCar">
-    <w:name w:val="Citation intense Car"/>
-    <w:basedOn w:val="Policepardfaut"/>
-    <w:link w:val="Citationintense"/>
+  <w:style w:type="character" w:customStyle="1" w:styleId="IntenseQuoteChar">
+    <w:name w:val="Intense Quote Char"/>
+    <w:basedOn w:val="DefaultParagraphFont"/>
+    <w:link w:val="IntenseQuote"/>
     <w:uiPriority w:val="30"/>
     <w:rsid w:val="005A2670"/>
     <w:rPr>
@@ -3815,9 +3803,9 @@
       <w:color w:val="0F4761" w:themeColor="accent1" w:themeShade="BF"/>
     </w:rPr>
   </w:style>
-  <w:style w:type="character" w:styleId="Rfrenceintense">
+  <w:style w:type="character" w:styleId="IntenseReference">
     <w:name w:val="Intense Reference"/>
-    <w:basedOn w:val="Policepardfaut"/>
+    <w:basedOn w:val="DefaultParagraphFont"/>
     <w:uiPriority w:val="32"/>
     <w:rsid w:val="005A2670"/>
     <w:rPr>
@@ -3828,9 +3816,9 @@
       <w:spacing w:val="5"/>
     </w:rPr>
   </w:style>
-  <w:style w:type="paragraph" w:styleId="Sansinterligne">
+  <w:style w:type="paragraph" w:styleId="NoSpacing">
     <w:name w:val="No Spacing"/>
-    <w:link w:val="SansinterligneCar"/>
+    <w:link w:val="NoSpacingChar"/>
     <w:uiPriority w:val="1"/>
     <w:rsid w:val="00C17EF4"/>
     <w:pPr>
@@ -3843,10 +3831,10 @@
       <w14:ligatures w14:val="none"/>
     </w:rPr>
   </w:style>
-  <w:style w:type="character" w:customStyle="1" w:styleId="SansinterligneCar">
-    <w:name w:val="Sans interligne Car"/>
-    <w:basedOn w:val="Policepardfaut"/>
-    <w:link w:val="Sansinterligne"/>
+  <w:style w:type="character" w:customStyle="1" w:styleId="NoSpacingChar">
+    <w:name w:val="No Spacing Char"/>
+    <w:basedOn w:val="DefaultParagraphFont"/>
+    <w:link w:val="NoSpacing"/>
     <w:uiPriority w:val="1"/>
     <w:rsid w:val="00C17EF4"/>
     <w:rPr>
@@ -3856,10 +3844,10 @@
       <w14:ligatures w14:val="none"/>
     </w:rPr>
   </w:style>
-  <w:style w:type="paragraph" w:styleId="En-tte">
+  <w:style w:type="paragraph" w:styleId="Header">
     <w:name w:val="header"/>
     <w:basedOn w:val="Normal"/>
-    <w:link w:val="En-tteCar"/>
+    <w:link w:val="HeaderChar"/>
     <w:uiPriority w:val="99"/>
     <w:unhideWhenUsed/>
     <w:rsid w:val="002D429E"/>
@@ -3871,17 +3859,17 @@
       <w:spacing w:after="0" w:line="240" w:lineRule="auto"/>
     </w:pPr>
   </w:style>
-  <w:style w:type="character" w:customStyle="1" w:styleId="En-tteCar">
-    <w:name w:val="En-tête Car"/>
-    <w:basedOn w:val="Policepardfaut"/>
-    <w:link w:val="En-tte"/>
+  <w:style w:type="character" w:customStyle="1" w:styleId="HeaderChar">
+    <w:name w:val="Header Char"/>
+    <w:basedOn w:val="DefaultParagraphFont"/>
+    <w:link w:val="Header"/>
     <w:uiPriority w:val="99"/>
     <w:rsid w:val="002D429E"/>
   </w:style>
-  <w:style w:type="paragraph" w:styleId="Pieddepage">
+  <w:style w:type="paragraph" w:styleId="Footer">
     <w:name w:val="footer"/>
     <w:basedOn w:val="Normal"/>
-    <w:link w:val="PieddepageCar"/>
+    <w:link w:val="FooterChar"/>
     <w:uiPriority w:val="99"/>
     <w:unhideWhenUsed/>
     <w:rsid w:val="002D429E"/>
@@ -3893,16 +3881,16 @@
       <w:spacing w:after="0" w:line="240" w:lineRule="auto"/>
     </w:pPr>
   </w:style>
-  <w:style w:type="character" w:customStyle="1" w:styleId="PieddepageCar">
-    <w:name w:val="Pied de page Car"/>
-    <w:basedOn w:val="Policepardfaut"/>
-    <w:link w:val="Pieddepage"/>
+  <w:style w:type="character" w:customStyle="1" w:styleId="FooterChar">
+    <w:name w:val="Footer Char"/>
+    <w:basedOn w:val="DefaultParagraphFont"/>
+    <w:link w:val="Footer"/>
     <w:uiPriority w:val="99"/>
     <w:rsid w:val="002D429E"/>
   </w:style>
-  <w:style w:type="character" w:styleId="Lienhypertexte">
+  <w:style w:type="character" w:styleId="Hyperlink">
     <w:name w:val="Hyperlink"/>
-    <w:basedOn w:val="Policepardfaut"/>
+    <w:basedOn w:val="DefaultParagraphFont"/>
     <w:uiPriority w:val="99"/>
     <w:unhideWhenUsed/>
     <w:rsid w:val="00AB5CD2"/>
@@ -3911,9 +3899,9 @@
       <w:u w:val="single"/>
     </w:rPr>
   </w:style>
-  <w:style w:type="character" w:styleId="Mentionnonrsolue">
+  <w:style w:type="character" w:styleId="UnresolvedMention">
     <w:name w:val="Unresolved Mention"/>
-    <w:basedOn w:val="Policepardfaut"/>
+    <w:basedOn w:val="DefaultParagraphFont"/>
     <w:uiPriority w:val="99"/>
     <w:semiHidden/>
     <w:unhideWhenUsed/>
@@ -3923,7 +3911,7 @@
       <w:shd w:val="clear" w:color="auto" w:fill="E1DFDD"/>
     </w:rPr>
   </w:style>
-  <w:style w:type="character" w:styleId="Accentuationlgre">
+  <w:style w:type="character" w:styleId="SubtleEmphasis">
     <w:name w:val="Subtle Emphasis"/>
     <w:uiPriority w:val="19"/>
     <w:qFormat/>
@@ -3937,7 +3925,7 @@
       <w:szCs w:val="24"/>
     </w:rPr>
   </w:style>
-  <w:style w:type="character" w:styleId="Accentuation">
+  <w:style w:type="character" w:styleId="Emphasis">
     <w:name w:val="Emphasis"/>
     <w:aliases w:val="Accentuation bas de pages"/>
     <w:uiPriority w:val="20"/>
@@ -3950,7 +3938,7 @@
       <w:szCs w:val="28"/>
     </w:rPr>
   </w:style>
-  <w:style w:type="paragraph" w:styleId="TM1">
+  <w:style w:type="paragraph" w:styleId="TOC1">
     <w:name w:val="toc 1"/>
     <w:basedOn w:val="Normal"/>
     <w:next w:val="Normal"/>
@@ -3966,7 +3954,7 @@
       <w:sz w:val="28"/>
     </w:rPr>
   </w:style>
-  <w:style w:type="paragraph" w:styleId="TM2">
+  <w:style w:type="paragraph" w:styleId="TOC2">
     <w:name w:val="toc 2"/>
     <w:basedOn w:val="Normal"/>
     <w:next w:val="Normal"/>
@@ -3983,7 +3971,7 @@
       <w:sz w:val="28"/>
     </w:rPr>
   </w:style>
-  <w:style w:type="paragraph" w:styleId="TM3">
+  <w:style w:type="paragraph" w:styleId="TOC3">
     <w:name w:val="toc 3"/>
     <w:basedOn w:val="Normal"/>
     <w:next w:val="Normal"/>
@@ -3999,7 +3987,7 @@
       <w:color w:val="97A2B6"/>
     </w:rPr>
   </w:style>
-  <w:style w:type="paragraph" w:styleId="TM4">
+  <w:style w:type="paragraph" w:styleId="TOC4">
     <w:name w:val="toc 4"/>
     <w:basedOn w:val="Normal"/>
     <w:next w:val="Normal"/>
@@ -4016,12 +4004,12 @@
       <w:color w:val="97A2B6"/>
     </w:rPr>
   </w:style>
-  <w:style w:type="character" w:styleId="Titredulivre">
+  <w:style w:type="character" w:styleId="BookTitle">
     <w:name w:val="Book Title"/>
     <w:uiPriority w:val="33"/>
     <w:rsid w:val="005C5786"/>
   </w:style>
-  <w:style w:type="character" w:styleId="lev">
+  <w:style w:type="character" w:styleId="Strong">
     <w:name w:val="Strong"/>
     <w:aliases w:val="Titre Document"/>
     <w:uiPriority w:val="22"/>

--- a/template/v3/Template word IAMI 3.docx
+++ b/template/v3/Template word IAMI 3.docx
@@ -744,7 +744,10 @@
       <w:pPr>
         <w:pStyle w:val="TOC1"/>
       </w:pPr>
-    </w:p>
+      <w:bookmarkStart w:id="0" w:name="OLE_LINK35"/>
+      <w:bookmarkStart w:id="1" w:name="OLE_LINK37"/>
+    </w:p>
+    <w:bookmarkStart w:id="2" w:name="OLE_LINK36"/>
     <w:p>
       <w:pPr>
         <w:pStyle w:val="TOC1"/>
@@ -758,31 +761,19 @@
           <w:color w:val="auto"/>
           <w:sz w:val="24"/>
           <w:szCs w:val="24"/>
-          <w:lang w:eastAsia="fr-FR"/>
+          <w:lang w:val="en-US"/>
         </w:rPr>
       </w:pPr>
       <w:r>
-        <w:rPr>
-          <w:b/>
-          <w:bCs/>
-        </w:rPr>
         <w:fldChar w:fldCharType="begin"/>
       </w:r>
       <w:r>
-        <w:rPr>
-          <w:b/>
-          <w:bCs/>
-        </w:rPr>
-        <w:instrText xml:space="preserve"> TOC \o "2-3" \h \z \t "Titre 1;1" </w:instrText>
-      </w:r>
-      <w:r>
-        <w:rPr>
-          <w:b/>
-          <w:bCs/>
-        </w:rPr>
+        <w:instrText xml:space="preserve"> TOC \o "2-3" \h \z \t "Heading 1,1" </w:instrText>
+      </w:r>
+      <w:r>
         <w:fldChar w:fldCharType="separate"/>
       </w:r>
-      <w:hyperlink w:anchor="_Toc222495765" w:history="1">
+      <w:hyperlink w:anchor="_Toc228789240" w:history="1">
         <w:r>
           <w:rPr>
             <w:rStyle w:val="Hyperlink"/>
@@ -797,7 +788,7 @@
             <w:color w:val="auto"/>
             <w:sz w:val="24"/>
             <w:szCs w:val="24"/>
-            <w:lang w:eastAsia="fr-FR"/>
+            <w:lang w:val="en-US"/>
           </w:rPr>
           <w:tab/>
         </w:r>
@@ -827,7 +818,7 @@
             <w:noProof/>
             <w:webHidden/>
           </w:rPr>
-          <w:instrText xml:space="preserve"> PAGEREF _Toc222495765 \h </w:instrText>
+          <w:instrText xml:space="preserve"> PAGEREF _Toc228789240 \h </w:instrText>
         </w:r>
         <w:r>
           <w:rPr>
@@ -871,10 +862,10 @@
           <w:color w:val="auto"/>
           <w:sz w:val="24"/>
           <w:szCs w:val="24"/>
-          <w:lang w:eastAsia="fr-FR"/>
+          <w:lang w:val="en-US"/>
         </w:rPr>
       </w:pPr>
-      <w:hyperlink w:anchor="_Toc222495766" w:history="1">
+      <w:hyperlink w:anchor="_Toc228789241" w:history="1">
         <w:r>
           <w:rPr>
             <w:rStyle w:val="Hyperlink"/>
@@ -889,7 +880,7 @@
             <w:color w:val="auto"/>
             <w:sz w:val="24"/>
             <w:szCs w:val="24"/>
-            <w:lang w:eastAsia="fr-FR"/>
+            <w:lang w:val="en-US"/>
           </w:rPr>
           <w:tab/>
         </w:r>
@@ -919,7 +910,7 @@
             <w:noProof/>
             <w:webHidden/>
           </w:rPr>
-          <w:instrText xml:space="preserve"> PAGEREF _Toc222495766 \h </w:instrText>
+          <w:instrText xml:space="preserve"> PAGEREF _Toc228789241 \h </w:instrText>
         </w:r>
         <w:r>
           <w:rPr>
@@ -963,10 +954,10 @@
           <w:color w:val="auto"/>
           <w:sz w:val="24"/>
           <w:szCs w:val="24"/>
-          <w:lang w:eastAsia="fr-FR"/>
+          <w:lang w:val="en-US"/>
         </w:rPr>
       </w:pPr>
-      <w:hyperlink w:anchor="_Toc222495767" w:history="1">
+      <w:hyperlink w:anchor="_Toc228789242" w:history="1">
         <w:r>
           <w:rPr>
             <w:rStyle w:val="Hyperlink"/>
@@ -981,7 +972,7 @@
             <w:color w:val="auto"/>
             <w:sz w:val="24"/>
             <w:szCs w:val="24"/>
-            <w:lang w:eastAsia="fr-FR"/>
+            <w:lang w:val="en-US"/>
           </w:rPr>
           <w:tab/>
         </w:r>
@@ -1011,7 +1002,7 @@
             <w:noProof/>
             <w:webHidden/>
           </w:rPr>
-          <w:instrText xml:space="preserve"> PAGEREF _Toc222495767 \h </w:instrText>
+          <w:instrText xml:space="preserve"> PAGEREF _Toc228789242 \h </w:instrText>
         </w:r>
         <w:r>
           <w:rPr>
@@ -1055,10 +1046,10 @@
           <w:color w:val="auto"/>
           <w:sz w:val="24"/>
           <w:szCs w:val="24"/>
-          <w:lang w:eastAsia="fr-FR"/>
+          <w:lang w:val="en-US"/>
         </w:rPr>
       </w:pPr>
-      <w:hyperlink w:anchor="_Toc222495768" w:history="1">
+      <w:hyperlink w:anchor="_Toc228789243" w:history="1">
         <w:r>
           <w:rPr>
             <w:rStyle w:val="Hyperlink"/>
@@ -1073,7 +1064,7 @@
             <w:color w:val="auto"/>
             <w:sz w:val="24"/>
             <w:szCs w:val="24"/>
-            <w:lang w:eastAsia="fr-FR"/>
+            <w:lang w:val="en-US"/>
           </w:rPr>
           <w:tab/>
         </w:r>
@@ -1103,7 +1094,7 @@
             <w:noProof/>
             <w:webHidden/>
           </w:rPr>
-          <w:instrText xml:space="preserve"> PAGEREF _Toc222495768 \h </w:instrText>
+          <w:instrText xml:space="preserve"> PAGEREF _Toc228789243 \h </w:instrText>
         </w:r>
         <w:r>
           <w:rPr>
@@ -1147,10 +1138,10 @@
           <w:color w:val="auto"/>
           <w:sz w:val="24"/>
           <w:szCs w:val="24"/>
-          <w:lang w:eastAsia="fr-FR"/>
+          <w:lang w:val="en-US"/>
         </w:rPr>
       </w:pPr>
-      <w:hyperlink w:anchor="_Toc222495769" w:history="1">
+      <w:hyperlink w:anchor="_Toc228789244" w:history="1">
         <w:r>
           <w:rPr>
             <w:rStyle w:val="Hyperlink"/>
@@ -1165,7 +1156,7 @@
             <w:color w:val="auto"/>
             <w:sz w:val="24"/>
             <w:szCs w:val="24"/>
-            <w:lang w:eastAsia="fr-FR"/>
+            <w:lang w:val="en-US"/>
           </w:rPr>
           <w:tab/>
         </w:r>
@@ -1195,7 +1186,7 @@
             <w:noProof/>
             <w:webHidden/>
           </w:rPr>
-          <w:instrText xml:space="preserve"> PAGEREF _Toc222495769 \h </w:instrText>
+          <w:instrText xml:space="preserve"> PAGEREF _Toc228789244 \h </w:instrText>
         </w:r>
         <w:r>
           <w:rPr>
@@ -1239,10 +1230,10 @@
           <w:color w:val="auto"/>
           <w:sz w:val="24"/>
           <w:szCs w:val="24"/>
-          <w:lang w:eastAsia="fr-FR"/>
+          <w:lang w:val="en-US"/>
         </w:rPr>
       </w:pPr>
-      <w:hyperlink w:anchor="_Toc222495770" w:history="1">
+      <w:hyperlink w:anchor="_Toc228789245" w:history="1">
         <w:r>
           <w:rPr>
             <w:rStyle w:val="Hyperlink"/>
@@ -1257,7 +1248,7 @@
             <w:color w:val="auto"/>
             <w:sz w:val="24"/>
             <w:szCs w:val="24"/>
-            <w:lang w:eastAsia="fr-FR"/>
+            <w:lang w:val="en-US"/>
           </w:rPr>
           <w:tab/>
         </w:r>
@@ -1287,7 +1278,7 @@
             <w:noProof/>
             <w:webHidden/>
           </w:rPr>
-          <w:instrText xml:space="preserve"> PAGEREF _Toc222495770 \h </w:instrText>
+          <w:instrText xml:space="preserve"> PAGEREF _Toc228789245 \h </w:instrText>
         </w:r>
         <w:r>
           <w:rPr>
@@ -1331,10 +1322,10 @@
           <w:color w:val="auto"/>
           <w:sz w:val="24"/>
           <w:szCs w:val="24"/>
-          <w:lang w:eastAsia="fr-FR"/>
+          <w:lang w:val="en-US"/>
         </w:rPr>
       </w:pPr>
-      <w:hyperlink w:anchor="_Toc222495771" w:history="1">
+      <w:hyperlink w:anchor="_Toc228789246" w:history="1">
         <w:r>
           <w:rPr>
             <w:rStyle w:val="Hyperlink"/>
@@ -1349,7 +1340,7 @@
             <w:color w:val="auto"/>
             <w:sz w:val="24"/>
             <w:szCs w:val="24"/>
-            <w:lang w:eastAsia="fr-FR"/>
+            <w:lang w:val="en-US"/>
           </w:rPr>
           <w:tab/>
         </w:r>
@@ -1379,7 +1370,7 @@
             <w:noProof/>
             <w:webHidden/>
           </w:rPr>
-          <w:instrText xml:space="preserve"> PAGEREF _Toc222495771 \h </w:instrText>
+          <w:instrText xml:space="preserve"> PAGEREF _Toc228789246 \h </w:instrText>
         </w:r>
         <w:r>
           <w:rPr>
@@ -1423,10 +1414,10 @@
           <w:color w:val="auto"/>
           <w:sz w:val="24"/>
           <w:szCs w:val="24"/>
-          <w:lang w:eastAsia="fr-FR"/>
+          <w:lang w:val="en-US"/>
         </w:rPr>
       </w:pPr>
-      <w:hyperlink w:anchor="_Toc222495772" w:history="1">
+      <w:hyperlink w:anchor="_Toc228789247" w:history="1">
         <w:r>
           <w:rPr>
             <w:rStyle w:val="Hyperlink"/>
@@ -1441,7 +1432,7 @@
             <w:color w:val="auto"/>
             <w:sz w:val="24"/>
             <w:szCs w:val="24"/>
-            <w:lang w:eastAsia="fr-FR"/>
+            <w:lang w:val="en-US"/>
           </w:rPr>
           <w:tab/>
         </w:r>
@@ -1471,7 +1462,7 @@
             <w:noProof/>
             <w:webHidden/>
           </w:rPr>
-          <w:instrText xml:space="preserve"> PAGEREF _Toc222495772 \h </w:instrText>
+          <w:instrText xml:space="preserve"> PAGEREF _Toc228789247 \h </w:instrText>
         </w:r>
         <w:r>
           <w:rPr>
@@ -1515,10 +1506,10 @@
           <w:color w:val="auto"/>
           <w:sz w:val="24"/>
           <w:szCs w:val="24"/>
-          <w:lang w:eastAsia="fr-FR"/>
+          <w:lang w:val="en-US"/>
         </w:rPr>
       </w:pPr>
-      <w:hyperlink w:anchor="_Toc222495773" w:history="1">
+      <w:hyperlink w:anchor="_Toc228789248" w:history="1">
         <w:r>
           <w:rPr>
             <w:rStyle w:val="Hyperlink"/>
@@ -1533,7 +1524,7 @@
             <w:color w:val="auto"/>
             <w:sz w:val="24"/>
             <w:szCs w:val="24"/>
-            <w:lang w:eastAsia="fr-FR"/>
+            <w:lang w:val="en-US"/>
           </w:rPr>
           <w:tab/>
         </w:r>
@@ -1563,7 +1554,7 @@
             <w:noProof/>
             <w:webHidden/>
           </w:rPr>
-          <w:instrText xml:space="preserve"> PAGEREF _Toc222495773 \h </w:instrText>
+          <w:instrText xml:space="preserve"> PAGEREF _Toc228789248 \h </w:instrText>
         </w:r>
         <w:r>
           <w:rPr>
@@ -1607,10 +1598,10 @@
           <w:color w:val="auto"/>
           <w:sz w:val="24"/>
           <w:szCs w:val="24"/>
-          <w:lang w:eastAsia="fr-FR"/>
+          <w:lang w:val="en-US"/>
         </w:rPr>
       </w:pPr>
-      <w:hyperlink w:anchor="_Toc222495774" w:history="1">
+      <w:hyperlink w:anchor="_Toc228789249" w:history="1">
         <w:r>
           <w:rPr>
             <w:rStyle w:val="Hyperlink"/>
@@ -1625,7 +1616,7 @@
             <w:color w:val="auto"/>
             <w:sz w:val="24"/>
             <w:szCs w:val="24"/>
-            <w:lang w:eastAsia="fr-FR"/>
+            <w:lang w:val="en-US"/>
           </w:rPr>
           <w:tab/>
         </w:r>
@@ -1655,7 +1646,7 @@
             <w:noProof/>
             <w:webHidden/>
           </w:rPr>
-          <w:instrText xml:space="preserve"> PAGEREF _Toc222495774 \h </w:instrText>
+          <w:instrText xml:space="preserve"> PAGEREF _Toc228789249 \h </w:instrText>
         </w:r>
         <w:r>
           <w:rPr>
@@ -1696,10 +1687,19 @@
         <w:ind w:left="284" w:hanging="284"/>
       </w:pPr>
       <w:r>
+        <w:rPr>
+          <w:rFonts w:ascii="Helvetica Neue Light" w:hAnsi="Helvetica Neue Light"/>
+          <w:color w:val="97A2B6"/>
+          <w:sz w:val="28"/>
+          <w:szCs w:val="22"/>
+        </w:rPr>
         <w:fldChar w:fldCharType="end"/>
       </w:r>
+      <w:bookmarkEnd w:id="1"/>
     </w:p>
     <w:p/>
+    <w:bookmarkEnd w:id="0"/>
+    <w:bookmarkEnd w:id="2"/>
     <w:p/>
     <w:p>
       <w:r>
@@ -1710,12 +1710,12 @@
       <w:pPr>
         <w:pStyle w:val="Heading1"/>
       </w:pPr>
-      <w:bookmarkStart w:id="0" w:name="_Toc222495765"/>
+      <w:bookmarkStart w:id="3" w:name="_Toc228789240"/>
       <w:r>
         <w:lastRenderedPageBreak/>
         <w:t>TITRE 1</w:t>
       </w:r>
-      <w:bookmarkEnd w:id="0"/>
+      <w:bookmarkEnd w:id="3"/>
     </w:p>
     <w:p>
       <w:r>
@@ -1776,11 +1776,11 @@
       <w:pPr>
         <w:pStyle w:val="Heading2"/>
       </w:pPr>
-      <w:bookmarkStart w:id="1" w:name="_Toc222495766"/>
+      <w:bookmarkStart w:id="4" w:name="_Toc228789241"/>
       <w:r>
         <w:t>Titre 2</w:t>
       </w:r>
-      <w:bookmarkEnd w:id="1"/>
+      <w:bookmarkEnd w:id="4"/>
     </w:p>
     <w:p>
       <w:r>
@@ -1791,11 +1791,11 @@
       <w:pPr>
         <w:pStyle w:val="Heading3"/>
       </w:pPr>
-      <w:bookmarkStart w:id="2" w:name="_Toc222495767"/>
+      <w:bookmarkStart w:id="5" w:name="_Toc228789242"/>
       <w:r>
         <w:t>Titre 3</w:t>
       </w:r>
-      <w:bookmarkEnd w:id="2"/>
+      <w:bookmarkEnd w:id="5"/>
     </w:p>
     <w:p>
       <w:r>
@@ -1826,11 +1826,11 @@
       <w:pPr>
         <w:pStyle w:val="Heading1"/>
       </w:pPr>
-      <w:bookmarkStart w:id="3" w:name="_Toc222495768"/>
+      <w:bookmarkStart w:id="6" w:name="_Toc228789243"/>
       <w:r>
         <w:t>GESTION DES UTILISATEURS</w:t>
       </w:r>
-      <w:bookmarkEnd w:id="3"/>
+      <w:bookmarkEnd w:id="6"/>
     </w:p>
     <w:p>
       <w:pPr>
@@ -1898,17 +1898,17 @@
       <w:pPr>
         <w:pStyle w:val="Heading2"/>
       </w:pPr>
-      <w:bookmarkStart w:id="4" w:name="_Toc222495769"/>
+      <w:bookmarkStart w:id="7" w:name="_Toc228789244"/>
       <w:r>
         <w:t>ADMIN création d’un utilisateur</w:t>
       </w:r>
-      <w:bookmarkEnd w:id="4"/>
+      <w:bookmarkEnd w:id="7"/>
     </w:p>
     <w:p>
       <w:pPr>
         <w:pStyle w:val="Heading3"/>
       </w:pPr>
-      <w:bookmarkStart w:id="5" w:name="_Toc222495770"/>
+      <w:bookmarkStart w:id="8" w:name="_Toc228789245"/>
       <w:r>
         <w:t>Titre</w:t>
       </w:r>
@@ -1918,7 +1918,7 @@
       <w:r>
         <w:t>3</w:t>
       </w:r>
-      <w:bookmarkEnd w:id="5"/>
+      <w:bookmarkEnd w:id="8"/>
     </w:p>
     <w:p>
       <w:r>
@@ -2133,11 +2133,11 @@
       <w:pPr>
         <w:pStyle w:val="Heading2"/>
       </w:pPr>
-      <w:bookmarkStart w:id="6" w:name="_Toc222495771"/>
+      <w:bookmarkStart w:id="9" w:name="_Toc228789246"/>
       <w:r>
         <w:t>ADMIN création d’un utilisateur</w:t>
       </w:r>
-      <w:bookmarkEnd w:id="6"/>
+      <w:bookmarkEnd w:id="9"/>
     </w:p>
     <w:p>
       <w:r>
@@ -2223,11 +2223,11 @@
       <w:pPr>
         <w:pStyle w:val="Heading1"/>
       </w:pPr>
-      <w:bookmarkStart w:id="7" w:name="_Toc222495772"/>
+      <w:bookmarkStart w:id="10" w:name="_Toc228789247"/>
       <w:r>
         <w:t>Processus</w:t>
       </w:r>
-      <w:bookmarkEnd w:id="7"/>
+      <w:bookmarkEnd w:id="10"/>
     </w:p>
     <w:p>
       <w:r>
@@ -2289,22 +2289,22 @@
       <w:pPr>
         <w:pStyle w:val="Heading2"/>
       </w:pPr>
-      <w:bookmarkStart w:id="8" w:name="_Toc222495773"/>
+      <w:bookmarkStart w:id="11" w:name="_Toc228789248"/>
       <w:r>
         <w:t>Recrutement</w:t>
       </w:r>
-      <w:bookmarkEnd w:id="8"/>
+      <w:bookmarkEnd w:id="11"/>
     </w:p>
     <w:p/>
     <w:p>
       <w:pPr>
         <w:pStyle w:val="Heading3"/>
       </w:pPr>
-      <w:bookmarkStart w:id="9" w:name="_Toc222495774"/>
+      <w:bookmarkStart w:id="12" w:name="_Toc228789249"/>
       <w:r>
         <w:t>Utilisation</w:t>
       </w:r>
-      <w:bookmarkEnd w:id="9"/>
+      <w:bookmarkEnd w:id="12"/>
     </w:p>
     <w:p>
       <w:pPr>
